--- a/ergebnisse/kaffee/protokolle/KI-Protokoll_2026-10-30.docx
+++ b/ergebnisse/kaffee/protokolle/KI-Protokoll_2026-10-30.docx
@@ -10363,7 +10363,7 @@
                 <w:sz w:val="15"/>
                 <w:szCs w:val="15"/>
               </w:rPr>
-              <w:t xml:space="preserve">Kaffee-Blatt (PDF 4 Seiten), Lösung (13 Seiten) und Sammlung (67 Seiten) als PDF, Word und Markdown, Stand 30.10.2026; Aufgabe 1 mit 441 Wörtern (vorher 431) am oberen Rand der Strukturvorlage (etwa 175 bis 425), Versuch 165 Wörter (vorher 163) trotz größerer Messtabelle; Entscheidungen D93 bis D102</w:t>
+              <w:t xml:space="preserve">Kaffee-Blatt (PDF 4 Seiten), Lösung (13 Seiten) und Sammlung (66 Seiten) als PDF, Word und Markdown, Stand 30.10.2026; Aufgabe 1 nach der ersten Umsetzung mit 441 Wörtern (vorher 431), nach der zweiten Runde mit 397 (Strukturvorlage etwa 175 bis 425), Versuch 167 Wörter (vorher 163) trotz größerer Messtabelle; Lösung für Studierende ohne Hinweise (PDF 10 Seiten); Entscheidungen D93 bis D109</w:t>
             </w:r>
           </w:p>
         </w:tc>
@@ -10397,7 +10397,7 @@
                 <w:sz w:val="15"/>
                 <w:szCs w:val="15"/>
               </w:rPr>
-              <w:t xml:space="preserve">Alle Zahlen aus dem Modell erzeugt und im Bauskript mit Zusicherungen geprüft (u. a. 70,47 °C; 0,3402 W/K; 34,05 und 30,19 °C; 34,88 und 38,57 kJ; 0,4440 W/K; 35,99 und 37,18 °C; 47,0 °C; Versuch nach 40 min 2,97 K zwischen Becher 1 und 2); jede Seite von PDF und Word als Bild angesehen; zweite Runde der Rolle S mit der neuen Fassung: alle Zahlen bestätigt, Urteil „mit kleinen Änderungen einsatzbereit“, Kern geschätzt 70 bis 100 min, elf Vorschläge (Stud1 bis Stud11, sollte oder kann); deren Zahlen nachgerechnet (u. a. 1,83 kJ und 1,95 K in h (2), 72,47 °C und 45,5 statt 46,9 min in f, 17,0 W/(m²·K)); eindeutige Fehler sofort behoben (Milchmenge und Glas mit Abstand im Versuch, Mittelwert der beiden Messungen, Verweise auf Frage 3 der Sammlung und auf Gl. (4-1) in der Lösung, Achsbeschriftung im Ausschnitt von Abb. L2 auf der Kurve; dazu den entschiedenen Tafelimpuls zu e) (W6), der in den Hinweisen fehlte), die übrigen Vorschläge als S1 bis S11 der Tutoriumsleitung vorgelegt (Vorlage im Repository)</w:t>
+              <w:t xml:space="preserve">Alle Zahlen aus dem Modell erzeugt und im Bauskript mit Zusicherungen geprüft (u. a. 70,47 °C; 0,3402 W/K; 34,05 und 30,19 °C; 34,88 und 38,57 kJ; 0,4440 W/K; 35,99 und 37,18 °C; 47,0 °C; Versuch nach 40 min 2,97 K zwischen Becher 1 und 2); jede Seite von PDF und Word als Bild angesehen; zweite Runde der Rolle S mit der neuen Fassung: alle Zahlen bestätigt, Urteil „mit kleinen Änderungen einsatzbereit“, Kern geschätzt 70 bis 100 min, elf Vorschläge (Stud1 bis Stud11, sollte oder kann); deren Zahlen nachgerechnet (u. a. 1,83 kJ und 1,95 K in h (2), 72,47 °C und 45,5 statt 46,9 min in f, 17,0 W/(m²·K)); eindeutige Fehler sofort behoben (Milchmenge und Glas mit Abstand im Versuch, Mittelwert der beiden Messungen, Verweise auf Frage 3 der Sammlung und auf Gl. (4-1) in der Lösung, Achsbeschriftung im Ausschnitt von Abb. L2 auf der Kurve; dazu den entschiedenen Tafelimpuls zu e) (W6), der in den Hinweisen fehlte), die übrigen Vorschläge als S1 bis S11 der Tutoriumsleitung vorgelegt (Vorlage im Repository); nach ihrer Entscheidung (alle wie empfohlen) umgesetzt: d) ohne Zuordnung, f und g getauscht, Zusatzfrage (bisher h) mit Lösung in die Hinweise, Ergänzungen in b, c, g, Versuch, Zeitplan und Abb. 1, eigene Lösung für Studierende ohne Hinweise, Kopfzeile „Sommersemester 2027“; danach wieder jede Seite von PDF und Word angesehen</w:t>
             </w:r>
           </w:p>
         </w:tc>
@@ -10431,7 +10431,7 @@
                 <w:sz w:val="15"/>
                 <w:szCs w:val="15"/>
               </w:rPr>
-              <w:t xml:space="preserve">Beim Bauen fehlten LaTeX-Pakete (lmodern, soul, Schrift pzdr), und Carlito kennt den geschützten Bindestrich nicht; Pakete nachinstalliert und ins Setup-Skript übernommen, Bindestrich ersetzt. Pandoc machte aus „(1) …“ und „(2) Nein“ Listen; Kennzeichnung auf dem Blatt entfernt, in der Lösung „Zu (2):“. Tabellenbezeichnungen brachen um; Spalten und Gruppennamen gekürzt. In Word rutschte die Feldzeile des Versuchs auf Seite 4 und der Blocksatz zog sie auseinander; Versuch auf eigener Seite, Feldzeilen als drei Absätze. Fett gesetzte Zeilen im Quellenanhang wurden als Bausteine formatiert; die Erkennung verlangt jetzt fett und unterstrichen. Beschriftungen in Abb. L2 überlagerten sich; Ausschnitt oben rechts, Legende unten links. Abweichungen von den Vorschlägen: Erklärauftrag in g neutral („erklären Sie das Ergebnis“), damit die Umkehr nicht verraten wird (Ä14 neben Ä2); Indizes kursiv wie im Text und in der Formelsammlung (Ä24); „(neu)“ bleibt als Herkunftsangabe nach der Strukturvorlage; Gruppennamen der Tabelle kürzer als vorgeschlagen (Ä22); Material, Ablauf und Messregel des Versuchs in den Hinweisen statt auf dem Blatt (Umfang, D102). Drei Antworten der Tutoriumsleitung im Chat waren noch Platzhalter (Hauptaufgabe der Sitzung, heißes Wasser im Raum, Semester); umgesetzt mit Kaffee als Hauptaufgabe, Versuch bleibt, Kopfzeile „Entwurf, Stand 30.10.2026“; Rückfrage offen.</w:t>
+              <w:t xml:space="preserve">Beim Bauen fehlten LaTeX-Pakete (lmodern, soul, Schrift pzdr), und Carlito kennt den geschützten Bindestrich nicht; Pakete nachinstalliert und ins Setup-Skript übernommen, Bindestrich ersetzt. Pandoc machte aus „(1) …“ und „(2) Nein“ Listen; Kennzeichnung auf dem Blatt entfernt, in der Lösung „Zu (2):“. Tabellenbezeichnungen brachen um; Spalten und Gruppennamen gekürzt. In Word rutschte die Feldzeile des Versuchs auf Seite 4 und der Blocksatz zog sie auseinander; Versuch auf eigener Seite, Feldzeilen als drei Absätze. Fett gesetzte Zeilen im Quellenanhang wurden als Bausteine formatiert; die Erkennung verlangt jetzt fett und unterstrichen. Beschriftungen in Abb. L2 überlagerten sich; Ausschnitt oben rechts, Legende unten links. Abweichungen von den Vorschlägen: Erklärauftrag in g neutral („erklären Sie das Ergebnis“), damit die Umkehr nicht verraten wird (Ä14 neben Ä2); Indizes kursiv wie im Text und in der Formelsammlung (Ä24); „(neu)“ bleibt als Herkunftsangabe nach der Strukturvorlage; Gruppennamen der Tabelle kürzer als vorgeschlagen (Ä22); Material, Ablauf und Messregel des Versuchs in den Hinweisen statt auf dem Blatt (Umfang, D102). Drei Antworten der Tutoriumsleitung im Chat waren noch Platzhalter (Hauptaufgabe der Sitzung, heißes Wasser im Raum, Semester); umgesetzt mit Kaffee als Hauptaufgabe, Versuch bleibt, Kopfzeile „Entwurf, Stand 30.10.2026“. Die Nachricht mit den Entscheidungen kam später ein zweites Mal wortgleich, wieder mit leeren Platzhaltern; statt sie neu zu deuten, wurden S1 bis S11 und die offenen Fragen mit Auswahl zurückgefragt und dann beantwortet (G42). Nach der zweiten Umsetzung stand im PDF der Lösung ein einzelner Tabellenkopf über den Hinweisen (Tabelle am Seitenende); die Hinweise beginnen jetzt auf einer neuen Seite. Ein Container-Neustart unterbrach die Rolle S; sie wurde aus ihrem Verlauf fortgesetzt.</w:t>
             </w:r>
           </w:p>
         </w:tc>
